--- a/methodical-development/Diagnostic_route_template.docx
+++ b/methodical-development/Diagnostic_route_template.docx
@@ -16,7 +16,7 @@
           <w:color w:val="000000"/>
           <w:sz w:val="44"/>
         </w:rPr>
-        <w:t>Шаблон диагностического маршрута решения</w:t>
+        <w:t>Шаблон маршрута выбора способа решения</w:t>
       </w:r>
     </w:p>
     <w:p>
@@ -49,7 +49,7 @@
           <w:color w:val="000000"/>
           <w:sz w:val="22"/>
         </w:rPr>
-        <w:t>Заполните шаблон проверенными правилами и данными из рабочего листа. Маршрут должен помогать другому ученику выбрать стратегию для новой задачи без устных пояснений авторов.</w:t>
+        <w:t>Заполните шаблон правилами и данными, которые вы проверили в рабочем листе. Диагностический маршрут — это схема, которая помогает другому ученику выбрать способ решения новой задачи без ваших устных подсказок.</w:t>
       </w:r>
     </w:p>
     <w:tbl>
@@ -201,8 +201,7 @@
                 <w:color w:val="000000"/>
                 <w:sz w:val="20"/>
               </w:rPr>
-              <w:t>Для кого создан маршрут</w:t>
-              <w:br/>
+              <w:t>Кто будет пользоваться маршрутом</w:t>
             </w:r>
           </w:p>
         </w:tc>
@@ -227,7 +226,7 @@
           <w:color w:val="000000"/>
           <w:sz w:val="30"/>
         </w:rPr>
-        <w:t>1 Точка входа</w:t>
+        <w:t>1 С чего начать</w:t>
       </w:r>
     </w:p>
     <w:p>
@@ -244,7 +243,7 @@
           <w:color w:val="000000"/>
           <w:sz w:val="21"/>
         </w:rPr>
-        <w:t>Сформулируйте первые вопросы, которые ученик задаёт до выполнения команд. Вопросы должны опираться на наблюдаемые признаки машины, а не на догадку.</w:t>
+        <w:t>Запишите вопросы, которые нужно задать до выполнения команд. Каждый вопрос должен опираться на то, что видно в условии, таблице команд или на ленте.</w:t>
       </w:r>
     </w:p>
     <w:p>
@@ -261,7 +260,7 @@
           <w:color w:val="000000"/>
           <w:sz w:val="21"/>
         </w:rPr>
-        <w:t>Первый вопрос к условию и таблице команд</w:t>
+        <w:t>Что важно заметить в условии и таблице команд</w:t>
       </w:r>
     </w:p>
     <w:tbl>
@@ -338,7 +337,7 @@
           <w:color w:val="000000"/>
           <w:sz w:val="21"/>
         </w:rPr>
-        <w:t>Второй вопрос к ленте и направлению движения</w:t>
+        <w:t>Что важно заметить на ленте и в направлении движения</w:t>
       </w:r>
     </w:p>
     <w:tbl>
@@ -415,7 +414,7 @@
           <w:color w:val="000000"/>
           <w:sz w:val="21"/>
         </w:rPr>
-        <w:t>Признак, после которого можно выбирать стратегию</w:t>
+        <w:t>Какой признак поможет выбрать способ решения</w:t>
       </w:r>
     </w:p>
     <w:tbl>
@@ -497,7 +496,7 @@
           <w:color w:val="000000"/>
           <w:sz w:val="44"/>
         </w:rPr>
-        <w:t>2 Выбор стратегии</w:t>
+        <w:t>2 Как выбрать способ решения</w:t>
       </w:r>
     </w:p>
     <w:p>
@@ -513,7 +512,7 @@
           <w:color w:val="000000"/>
           <w:sz w:val="24"/>
         </w:rPr>
-        <w:t>Три ветви диагностического маршрута</w:t>
+        <w:t>Три способа решения</w:t>
       </w:r>
     </w:p>
     <w:tbl>
@@ -568,7 +567,7 @@
                 <w:color w:val="000000"/>
                 <w:sz w:val="18"/>
               </w:rPr>
-              <w:t>Ситуация</w:t>
+              <w:t>Что видно в задаче</w:t>
             </w:r>
           </w:p>
         </w:tc>
@@ -598,7 +597,7 @@
                 <w:color w:val="000000"/>
                 <w:sz w:val="18"/>
               </w:rPr>
-              <w:t>Рекомендуемая стратегия</w:t>
+              <w:t>Как решать</w:t>
             </w:r>
           </w:p>
         </w:tc>
@@ -628,7 +627,7 @@
                 <w:color w:val="000000"/>
                 <w:sz w:val="18"/>
               </w:rPr>
-              <w:t>Почему она подходит</w:t>
+              <w:t>Почему подходит</w:t>
             </w:r>
           </w:p>
         </w:tc>
@@ -658,7 +657,7 @@
                 <w:color w:val="000000"/>
                 <w:sz w:val="18"/>
               </w:rPr>
-              <w:t>Чем подтвердить</w:t>
+              <w:t>Как проверить</w:t>
             </w:r>
           </w:p>
         </w:tc>
@@ -1037,7 +1036,7 @@
           <w:color w:val="000000"/>
           <w:sz w:val="30"/>
         </w:rPr>
-        <w:t>Алгоритм перехода между ветвями</w:t>
+        <w:t>Как пользоваться маршрутом</w:t>
       </w:r>
     </w:p>
     <w:p>
@@ -1055,7 +1054,7 @@
           <w:color w:val="000000"/>
           <w:sz w:val="21"/>
         </w:rPr>
-        <w:t>1. Проверьте начальные данные и найдите повторяющийся фрагмент поведения.</w:t>
+        <w:t>1. Проверьте начальные данные и найдите, что повторяется в работе машины.</w:t>
       </w:r>
     </w:p>
     <w:p>
@@ -1073,7 +1072,7 @@
           <w:color w:val="000000"/>
           <w:sz w:val="21"/>
         </w:rPr>
-        <w:t>2. Выберите предварительную стратегию по признакам из таблицы.</w:t>
+        <w:t>2. Выберите способ решения по признакам из таблицы.</w:t>
       </w:r>
     </w:p>
     <w:p>
@@ -1091,7 +1090,7 @@
           <w:color w:val="000000"/>
           <w:sz w:val="21"/>
         </w:rPr>
-        <w:t>3. Выполните минимальную проверку и сравните результат с прогнозом.</w:t>
+        <w:t>3. Сделайте несколько проверочных шагов и сравните результат с прогнозом.</w:t>
       </w:r>
     </w:p>
     <w:p>
@@ -1109,7 +1108,7 @@
           <w:color w:val="000000"/>
           <w:sz w:val="21"/>
         </w:rPr>
-        <w:t>4. Если признак не подтвердился, вернитесь к выбору стратегии и укажите причину изменения.</w:t>
+        <w:t>4. Если прогноз не подтвердился, вернитесь к выбору и запишите, почему сменили способ.</w:t>
       </w:r>
     </w:p>
     <w:p>
@@ -1127,7 +1126,7 @@
           <w:color w:val="000000"/>
           <w:sz w:val="21"/>
         </w:rPr>
-        <w:t>5. Сформулируйте ответ и короткое проверяемое обоснование.</w:t>
+        <w:t>5. Запишите ответ и коротко объясните, как его проверили.</w:t>
       </w:r>
     </w:p>
     <w:p>
@@ -1227,7 +1226,7 @@
           <w:color w:val="000000"/>
           <w:sz w:val="44"/>
         </w:rPr>
-        <w:t>3 Карточка доказательства</w:t>
+        <w:t>3 Как доказать правило</w:t>
       </w:r>
     </w:p>
     <w:p>
@@ -1243,7 +1242,7 @@
           <w:color w:val="000000"/>
           <w:sz w:val="24"/>
         </w:rPr>
-        <w:t>Проверка закономерности и границ применимости</w:t>
+        <w:t>Проверка правила</w:t>
       </w:r>
     </w:p>
     <w:p>
@@ -1260,7 +1259,7 @@
           <w:color w:val="000000"/>
           <w:sz w:val="21"/>
         </w:rPr>
-        <w:t>Задача и исходные данные</w:t>
+        <w:t>Задача и что дано</w:t>
       </w:r>
     </w:p>
     <w:tbl>
@@ -1337,7 +1336,7 @@
           <w:color w:val="000000"/>
           <w:sz w:val="21"/>
         </w:rPr>
-        <w:t>Гипотеза</w:t>
+        <w:t>Какое правило вы предполагаете</w:t>
       </w:r>
     </w:p>
     <w:tbl>
@@ -1414,7 +1413,7 @@
           <w:color w:val="000000"/>
           <w:sz w:val="21"/>
         </w:rPr>
-        <w:t>Повторяющийся фрагмент цикл или инвариант</w:t>
+        <w:t>Что повторяется или остаётся неизменным</w:t>
       </w:r>
     </w:p>
     <w:tbl>
@@ -1591,7 +1590,7 @@
                 <w:color w:val="000000"/>
                 <w:sz w:val="18"/>
               </w:rPr>
-              <w:t>Прогноз</w:t>
+              <w:t>Что ожидаем</w:t>
             </w:r>
           </w:p>
         </w:tc>
@@ -1621,7 +1620,7 @@
                 <w:color w:val="000000"/>
                 <w:sz w:val="18"/>
               </w:rPr>
-              <w:t>Результат</w:t>
+              <w:t>Что получили</w:t>
             </w:r>
           </w:p>
         </w:tc>
@@ -1651,7 +1650,7 @@
                 <w:color w:val="000000"/>
                 <w:sz w:val="18"/>
               </w:rPr>
-              <w:t>Вывод</w:t>
+              <w:t>Что это подтверждает</w:t>
             </w:r>
           </w:p>
         </w:tc>
@@ -1686,7 +1685,7 @@
                 <w:color w:val="000000"/>
                 <w:sz w:val="18"/>
               </w:rPr>
-              <w:t>Обычный случай</w:t>
+              <w:t>Обычный пример</w:t>
             </w:r>
           </w:p>
         </w:tc>
@@ -1833,7 +1832,7 @@
                 <w:color w:val="000000"/>
                 <w:sz w:val="18"/>
               </w:rPr>
-              <w:t>Граничный случай</w:t>
+              <w:t>Граничный пример</w:t>
             </w:r>
           </w:p>
         </w:tc>
@@ -1970,7 +1969,7 @@
           <w:color w:val="000000"/>
           <w:sz w:val="21"/>
         </w:rPr>
-        <w:t>Итоговое обоснование и границы применимости</w:t>
+        <w:t>Вывод: когда правило работает и когда может не сработать</w:t>
       </w:r>
     </w:p>
     <w:tbl>
@@ -2053,7 +2052,7 @@
           <w:color w:val="000000"/>
           <w:sz w:val="44"/>
         </w:rPr>
-        <w:t>4 Карта ошибок и проверка продукта</w:t>
+        <w:t>4 Ошибки и проверка маршрута</w:t>
       </w:r>
     </w:p>
     <w:p>
@@ -2069,7 +2068,7 @@
           <w:color w:val="000000"/>
           <w:sz w:val="24"/>
         </w:rPr>
-        <w:t>Диагностика и передача маршрута</w:t>
+        <w:t>Проверка маршрута другой командой</w:t>
       </w:r>
     </w:p>
     <w:tbl>
@@ -2123,7 +2122,7 @@
                 <w:color w:val="000000"/>
                 <w:sz w:val="18"/>
               </w:rPr>
-              <w:t>Типичная ошибка</w:t>
+              <w:t>Ошибка</w:t>
             </w:r>
           </w:p>
         </w:tc>
@@ -2153,7 +2152,7 @@
                 <w:color w:val="000000"/>
                 <w:sz w:val="18"/>
               </w:rPr>
-              <w:t>Наблюдаемый признак</w:t>
+              <w:t>Как заметить</w:t>
             </w:r>
           </w:p>
         </w:tc>
@@ -2183,7 +2182,7 @@
                 <w:color w:val="000000"/>
                 <w:sz w:val="18"/>
               </w:rPr>
-              <w:t>Действие по исправлению</w:t>
+              <w:t>Что сделать</w:t>
             </w:r>
           </w:p>
         </w:tc>
@@ -2481,7 +2480,7 @@
           <w:color w:val="000000"/>
           <w:sz w:val="30"/>
         </w:rPr>
-        <w:t>Проверочный пример</w:t>
+        <w:t>Пример для проверки</w:t>
       </w:r>
     </w:p>
     <w:p>
@@ -2498,7 +2497,7 @@
           <w:color w:val="000000"/>
           <w:sz w:val="21"/>
         </w:rPr>
-        <w:t>Условие или идентификатор задачи</w:t>
+        <w:t>Условие или номер задачи</w:t>
       </w:r>
     </w:p>
     <w:tbl>
@@ -2574,7 +2573,7 @@
           <w:color w:val="000000"/>
           <w:sz w:val="21"/>
         </w:rPr>
-        <w:t>Ожидаемый ответ и короткое доказательство</w:t>
+        <w:t>Ожидаемый ответ и короткое объяснение</w:t>
       </w:r>
     </w:p>
     <w:tbl>
@@ -2651,7 +2650,7 @@
           <w:color w:val="000000"/>
           <w:sz w:val="30"/>
         </w:rPr>
-        <w:t>Независимая проверка</w:t>
+        <w:t>Проверка другой командой</w:t>
       </w:r>
     </w:p>
     <w:p>
@@ -2668,7 +2667,7 @@
           <w:color w:val="000000"/>
           <w:sz w:val="20"/>
         </w:rPr>
-        <w:t>Другая команда применила маршрут без пояснений: да [ ]  нет [ ]</w:t>
+        <w:t>Другая команда применила маршрут без подсказок: да [ ] нет [ ]</w:t>
       </w:r>
     </w:p>
     <w:p>
@@ -2685,7 +2684,7 @@
           <w:color w:val="000000"/>
           <w:sz w:val="20"/>
         </w:rPr>
-        <w:t>Ответ проверяющей команды верен: да [ ]  нет [ ]</w:t>
+        <w:t>Другая команда получила верный ответ: да [ ] нет [ ]</w:t>
       </w:r>
     </w:p>
     <w:p>
@@ -2702,7 +2701,7 @@
           <w:color w:val="000000"/>
           <w:sz w:val="21"/>
         </w:rPr>
-        <w:t>Замечание проверяющей команды</w:t>
+        <w:t>Что осталось непонятным</w:t>
       </w:r>
     </w:p>
     <w:tbl>
@@ -2778,7 +2777,7 @@
           <w:color w:val="000000"/>
           <w:sz w:val="21"/>
         </w:rPr>
-        <w:t>Исправление авторов</w:t>
+        <w:t>Что исправили авторы</w:t>
       </w:r>
     </w:p>
     <w:tbl>
@@ -2875,7 +2874,7 @@
           <w:color w:val="000000"/>
           <w:sz w:val="24"/>
         </w:rPr>
-        <w:t>Финальная самопроверка</w:t>
+        <w:t>Проверьте работу</w:t>
       </w:r>
     </w:p>
     <w:p>
@@ -2892,7 +2891,7 @@
           <w:color w:val="000000"/>
           <w:sz w:val="30"/>
         </w:rPr>
-        <w:t>Использованные материалы</w:t>
+        <w:t>Какие материалы использовали</w:t>
       </w:r>
     </w:p>
     <w:tbl>
@@ -2976,7 +2975,7 @@
                 <w:color w:val="000000"/>
                 <w:sz w:val="18"/>
               </w:rPr>
-              <w:t>Как использован</w:t>
+              <w:t>Как использовали</w:t>
             </w:r>
           </w:p>
         </w:tc>
@@ -3006,7 +3005,7 @@
                 <w:color w:val="000000"/>
                 <w:sz w:val="18"/>
               </w:rPr>
-              <w:t>Как проверена достоверность</w:t>
+              <w:t>Как проверили</w:t>
             </w:r>
           </w:p>
         </w:tc>
@@ -3301,7 +3300,7 @@
           <w:color w:val="000000"/>
           <w:sz w:val="30"/>
         </w:rPr>
-        <w:t>Лист готовности</w:t>
+        <w:t>Перед сдачей</w:t>
       </w:r>
     </w:p>
     <w:p>
@@ -3318,7 +3317,7 @@
           <w:color w:val="000000"/>
           <w:sz w:val="20"/>
         </w:rPr>
-        <w:t>[ ] Все три стратегии описаны через наблюдаемые признаки.</w:t>
+        <w:t>[ ] Для каждого из трёх способов указано, когда его выбирать.</w:t>
       </w:r>
     </w:p>
     <w:p>
@@ -3335,7 +3334,7 @@
           <w:color w:val="000000"/>
           <w:sz w:val="20"/>
         </w:rPr>
-        <w:t>[ ] Каждая рекомендация подтверждается данными или примером.</w:t>
+        <w:t>[ ] Каждая рекомендация подтверждена данными или примером.</w:t>
       </w:r>
     </w:p>
     <w:p>
@@ -3352,7 +3351,7 @@
           <w:color w:val="000000"/>
           <w:sz w:val="20"/>
         </w:rPr>
-        <w:t>[ ] В карте есть не менее трёх ошибок и конкретные способы исправления.</w:t>
+        <w:t>[ ] Разобраны не менее трёх ошибок: как их заметить и исправить.</w:t>
       </w:r>
     </w:p>
     <w:p>
@@ -3369,7 +3368,7 @@
           <w:color w:val="000000"/>
           <w:sz w:val="20"/>
         </w:rPr>
-        <w:t>[ ] Обычный и граничный случаи проверены.</w:t>
+        <w:t>[ ] Правило проверено на обычном и граничном примерах.</w:t>
       </w:r>
     </w:p>
     <w:p>
@@ -3386,7 +3385,7 @@
           <w:color w:val="000000"/>
           <w:sz w:val="20"/>
         </w:rPr>
-        <w:t>[ ] ИИ утверждение проверено или отмечено, что ИИ не использовался.</w:t>
+        <w:t>[ ] Утверждение ИИ проверено или указано, что ИИ не использовался.</w:t>
       </w:r>
     </w:p>
     <w:p>
@@ -3403,7 +3402,7 @@
           <w:color w:val="000000"/>
           <w:sz w:val="20"/>
         </w:rPr>
-        <w:t>[ ] Независимая команда применила маршрут, замечания учтены.</w:t>
+        <w:t>[ ] Другая команда применила маршрут, а её замечания учтены.</w:t>
       </w:r>
     </w:p>
     <w:tbl>
@@ -3517,7 +3516,7 @@
                 <w:color w:val="000000"/>
                 <w:sz w:val="18"/>
               </w:rPr>
-              <w:t>Подпись о готовности</w:t>
+              <w:t>Подтверждение готовности</w:t>
             </w:r>
           </w:p>
         </w:tc>
@@ -3815,7 +3814,7 @@
           <w:color w:val="000000"/>
           <w:sz w:val="21"/>
         </w:rPr>
-        <w:t>Ссылка на цифровую версию или имя файла</w:t>
+        <w:t>Ссылка на файл или имя цифровой версии</w:t>
       </w:r>
     </w:p>
     <w:tbl>
